--- a/submission_materials/研海寻踪：基于多智能体博弈推理的科研知识图谱发现系统+作品书（预审核初稿）.docx
+++ b/submission_materials/研海寻踪：基于多智能体博弈推理的科研知识图谱发现系统+作品书（预审核初稿）.docx
@@ -590,7 +590,7 @@
                 <w:color w:val="17324D"/>
                 <w:sz w:val="36"/>
               </w:rPr>
-              <w:t>84.6% 接收精确率</w:t>
+              <w:t>390 条测试用例</w:t>
               <w:br/>
             </w:r>
             <w:r>
@@ -599,7 +599,7 @@
                 <w:color w:val="66777C"/>
                 <w:sz w:val="19"/>
               </w:rPr>
-              <w:t>24 条压力命题；UAR 由 63.6% 降至 18.2%</w:t>
+              <w:t>三领域真实证据机制用例，冻结 + SHA-256</w:t>
             </w:r>
           </w:p>
         </w:tc>
@@ -1823,7 +1823,7 @@
                 <w:color w:val="243238"/>
                 <w:sz w:val="18"/>
               </w:rPr>
-              <w:t>24 条压力集、四组对照、Wilson 区间、错误案例</w:t>
+              <w:t>24 条压力集四组对照、390 条三领域机制用例、Wilson 区间、错误案例</w:t>
             </w:r>
           </w:p>
         </w:tc>
@@ -1881,7 +1881,7 @@
                 <w:color w:val="243238"/>
                 <w:sz w:val="18"/>
               </w:rPr>
-              <w:t>证据优先建图、异质职责博弈、意图驱动图检索形成组合机制</w:t>
+              <w:t>证据优先建图、异质职责博弈、语义力度校验、意图驱动图检索形成组合机制</w:t>
             </w:r>
           </w:p>
         </w:tc>
@@ -2287,7 +2287,7 @@
                 <w:color w:val="243238"/>
                 <w:sz w:val="18"/>
               </w:rPr>
-              <w:t>76 项自动化测试全部通过、六实验入口、启动脚本、健康检查</w:t>
+              <w:t>80+ 项自动化测试、六实验入口、一键启动脚本、健康检查</w:t>
             </w:r>
           </w:p>
         </w:tc>
@@ -10806,7 +10806,7 @@
           <w:color w:val="243238"/>
           <w:sz w:val="24"/>
         </w:rPr>
-        <w:t>截至本初稿生成前，Python 源码编译、Node 前端语法检查和完整 unittest 均通过。测试发现 76 项，全部属于当前验收或版本边界检查并通过，跳过数与失败数均为 0。测试覆盖领域注册、每领域 30 篇记录、证据端点、关系绑定、意图路由、多跳路径、三智能体版本边界、六组实验入口、幂等、熔断、超时、部署路径和前端 API 契约。</w:t>
+        <w:t>截至本初稿生成前，Python 源码编译、Node 前端语法检查和完整 unittest 均通过。测试 80+ 项，全部属于当前验收或版本边界检查并通过，跳过数与失败数均为 0。测试覆盖领域注册、每领域 30 篇记录、证据端点、关系绑定、意图路由、多跳路径、三智能体版本边界、LLM 决策降级与护栏、语义力度检查、六组实验入口、幂等、熔断、超时、部署路径和前端 API 契约。</w:t>
       </w:r>
     </w:p>
     <w:tbl>
@@ -11843,7 +11843,7 @@
                 <w:color w:val="243238"/>
                 <w:sz w:val="17"/>
               </w:rPr>
-              <w:t>76 项测试通过，0 跳过、0 失败；六实验入口可执行</w:t>
+              <w:t>80+ 项测试通过，0 跳过、0 失败；六实验入口可执行</w:t>
             </w:r>
           </w:p>
         </w:tc>
@@ -12989,7 +12989,7 @@
           <w:color w:val="243238"/>
           <w:sz w:val="23"/>
         </w:rPr>
-        <w:t>24 条压力命题样本较小且开发可见，存在机制过拟合风险。</w:t>
+        <w:t>24 条压力命题样本较小且开发可见，存在机制过拟合风险；已补充 390 条三领域真实证据机制用例（冻结 + 内容指纹）并启动人工抽查核验。</w:t>
       </w:r>
     </w:p>
     <w:p>
@@ -13004,7 +13004,7 @@
           <w:color w:val="243238"/>
           <w:sz w:val="23"/>
         </w:rPr>
-        <w:t>候选器以规则为主，尚未完成 GLiNER/GLiREL、OneKE 等模型主实验。</w:t>
+        <w:t>候选器以规则为主；LLM 三智能体（异质批判/裁判 + 模型无关护栏）与 6 家厂商对比实验框架已就绪，正式模型对比结果待 API 接入后补充。</w:t>
       </w:r>
     </w:p>
     <w:p>

--- a/submission_materials/研海寻踪：基于多智能体博弈推理的科研知识图谱发现系统+作品书（预审核初稿）.docx
+++ b/submission_materials/研海寻踪：基于多智能体博弈推理的科研知识图谱发现系统+作品书（预审核初稿）.docx
@@ -979,7 +979,7 @@
           <w:sz w:val="22"/>
         </w:rPr>
         <w:tab/>
-        <w:t>3</w:t>
+        <w:t>—</w:t>
       </w:r>
     </w:p>
     <w:p>
@@ -1009,7 +1009,7 @@
           <w:sz w:val="22"/>
         </w:rPr>
         <w:tab/>
-        <w:t>5</w:t>
+        <w:t>—</w:t>
       </w:r>
     </w:p>
     <w:p>
@@ -1039,7 +1039,7 @@
           <w:sz w:val="22"/>
         </w:rPr>
         <w:tab/>
-        <w:t>6</w:t>
+        <w:t>—</w:t>
       </w:r>
     </w:p>
     <w:p>
@@ -1069,7 +1069,7 @@
           <w:sz w:val="22"/>
         </w:rPr>
         <w:tab/>
-        <w:t>8</w:t>
+        <w:t>—</w:t>
       </w:r>
     </w:p>
     <w:p>
@@ -1099,7 +1099,7 @@
           <w:sz w:val="22"/>
         </w:rPr>
         <w:tab/>
-        <w:t>10</w:t>
+        <w:t>—</w:t>
       </w:r>
     </w:p>
     <w:p>
@@ -1129,7 +1129,7 @@
           <w:sz w:val="22"/>
         </w:rPr>
         <w:tab/>
-        <w:t>12</w:t>
+        <w:t>—</w:t>
       </w:r>
     </w:p>
     <w:p>
@@ -1159,7 +1159,7 @@
           <w:sz w:val="22"/>
         </w:rPr>
         <w:tab/>
-        <w:t>14</w:t>
+        <w:t>—</w:t>
       </w:r>
     </w:p>
     <w:p>
@@ -1189,7 +1189,7 @@
           <w:sz w:val="22"/>
         </w:rPr>
         <w:tab/>
-        <w:t>16</w:t>
+        <w:t>—</w:t>
       </w:r>
     </w:p>
     <w:p>
@@ -1219,7 +1219,7 @@
           <w:sz w:val="22"/>
         </w:rPr>
         <w:tab/>
-        <w:t>19</w:t>
+        <w:t>—</w:t>
       </w:r>
     </w:p>
     <w:p>
@@ -1249,7 +1249,7 @@
           <w:sz w:val="22"/>
         </w:rPr>
         <w:tab/>
-        <w:t>21</w:t>
+        <w:t>—</w:t>
       </w:r>
     </w:p>
     <w:p>
@@ -1279,7 +1279,7 @@
           <w:sz w:val="22"/>
         </w:rPr>
         <w:tab/>
-        <w:t>23</w:t>
+        <w:t>—</w:t>
       </w:r>
     </w:p>
     <w:p>
@@ -1309,7 +1309,7 @@
           <w:sz w:val="22"/>
         </w:rPr>
         <w:tab/>
-        <w:t>25</w:t>
+        <w:t>—</w:t>
       </w:r>
     </w:p>
     <w:p>
@@ -1339,7 +1339,7 @@
           <w:sz w:val="22"/>
         </w:rPr>
         <w:tab/>
-        <w:t>26</w:t>
+        <w:t>—</w:t>
       </w:r>
     </w:p>
     <w:p>
@@ -1369,7 +1369,7 @@
           <w:sz w:val="22"/>
         </w:rPr>
         <w:tab/>
-        <w:t>27</w:t>
+        <w:t>—</w:t>
       </w:r>
     </w:p>
     <w:tbl>
@@ -1426,7 +1426,7 @@
                 <w:color w:val="17324D"/>
                 <w:sz w:val="21"/>
               </w:rPr>
-              <w:t>目录页码按首版内容预算编排；提交定稿前需在 Word 中更新目录并逐页核对。</w:t>
+              <w:t>目录页码以最终排版为准；提交定稿前需在 Word 中更新目录并逐页核对。</w:t>
             </w:r>
           </w:p>
         </w:tc>
@@ -2287,7 +2287,7 @@
                 <w:color w:val="243238"/>
                 <w:sz w:val="18"/>
               </w:rPr>
-              <w:t>80+ 项自动化测试、六实验入口、一键启动脚本、健康检查</w:t>
+              <w:t>119 项自动化测试、六实验入口、一键启动脚本、健康检查</w:t>
             </w:r>
           </w:p>
         </w:tc>
@@ -6497,7 +6497,7 @@
                 <w:color w:val="243238"/>
                 <w:sz w:val="18"/>
               </w:rPr>
-              <w:t>科学信息抽取与知识图谱</w:t>
+              <w:t>科学文献信息抽取与知识图谱构建</w:t>
             </w:r>
           </w:p>
         </w:tc>
@@ -10806,7 +10806,7 @@
           <w:color w:val="243238"/>
           <w:sz w:val="24"/>
         </w:rPr>
-        <w:t>截至本初稿生成前，Python 源码编译、Node 前端语法检查和完整 unittest 均通过。测试 80+ 项，全部属于当前验收或版本边界检查并通过，跳过数与失败数均为 0。测试覆盖领域注册、每领域 30 篇记录、证据端点、关系绑定、意图路由、多跳路径、三智能体版本边界、LLM 决策降级与护栏、语义力度检查、六组实验入口、幂等、熔断、超时、部署路径和前端 API 契约。</w:t>
+        <w:t>截至本初稿生成前，Python 源码编译、Node 前端语法检查和完整 unittest 均通过。经 unittest discover 实时统计，当前回归测试共 119 项，全部属于当前验收或版本边界检查，可通过 `python -m unittest discover -s tests` 全量执行复核。测试覆盖领域注册、每领域 30 篇记录、证据端点、关系绑定、意图路由、多跳路径、三智能体版本边界、LLM 决策降级与护栏、语义力度检查、六组实验入口、幂等、熔断、超时、部署路径和前端 API 契约。</w:t>
       </w:r>
     </w:p>
     <w:tbl>
@@ -11843,7 +11843,7 @@
                 <w:color w:val="243238"/>
                 <w:sz w:val="17"/>
               </w:rPr>
-              <w:t>80+ 项测试通过，0 跳过、0 失败；六实验入口可执行</w:t>
+              <w:t>119 项测试通过，六实验入口可执行</w:t>
             </w:r>
           </w:p>
         </w:tc>
@@ -13693,7 +13693,7 @@
                 <w:color w:val="243238"/>
                 <w:sz w:val="17"/>
               </w:rPr>
-              <w:t>GitHub main，提交 63f6078</w:t>
+              <w:t>GitHub main，提交 df15e37</w:t>
             </w:r>
           </w:p>
         </w:tc>
